--- a/Drone_Project_Report.docx
+++ b/Drone_Project_Report.docx
@@ -93,7 +93,6 @@
       <w:r>
         <w:t>Roll No: ____</w:t>
       </w:r>
-      <w:proofErr w:type="gramStart"/>
       <w:r>
         <w:rPr>
           <w:u w:val="single"/>
@@ -101,11 +100,7 @@
         <w:t>L1F24BSSE0365</w:t>
       </w:r>
       <w:r>
-        <w:t>__</w:t>
-      </w:r>
-      <w:proofErr w:type="gramEnd"/>
-      <w:r>
-        <w:t>__</w:t>
+        <w:t>____</w:t>
       </w:r>
       <w:r>
         <w:t>__</w:t>
@@ -150,7 +145,19 @@
         <w:rPr>
           <w:u w:val="single"/>
         </w:rPr>
-        <w:t>SED 3_</w:t>
+        <w:t xml:space="preserve">SED </w:t>
+      </w:r>
+      <w:r>
+        <w:rPr>
+          <w:u w:val="single"/>
+        </w:rPr>
+        <w:t>7</w:t>
+      </w:r>
+      <w:r>
+        <w:rPr>
+          <w:u w:val="single"/>
+        </w:rPr>
+        <w:t>_</w:t>
       </w:r>
       <w:r>
         <w:t>____________</w:t>
@@ -161,13 +168,8 @@
         <w:spacing w:before="150"/>
         <w:jc w:val="center"/>
       </w:pPr>
-      <w:proofErr w:type="spellStart"/>
-      <w:r>
-        <w:t>Github</w:t>
-      </w:r>
-      <w:proofErr w:type="spellEnd"/>
-      <w:r>
-        <w:t xml:space="preserve"> Link</w:t>
+      <w:r>
+        <w:t>Github Link</w:t>
       </w:r>
       <w:r>
         <w:t xml:space="preserve">: </w:t>
@@ -189,13 +191,7 @@
           <w:rPr>
             <w:rStyle w:val="Hyperlink"/>
           </w:rPr>
-          <w:t>Lin</w:t>
-        </w:r>
-        <w:r>
-          <w:rPr>
-            <w:rStyle w:val="Hyperlink"/>
-          </w:rPr>
-          <w:t>k</w:t>
+          <w:t>Link</w:t>
         </w:r>
       </w:hyperlink>
       <w:r>
@@ -1429,11 +1425,9 @@
             </w:tcMar>
           </w:tcPr>
           <w:p>
-            <w:proofErr w:type="spellStart"/>
             <w:r>
               <w:t>AirspaceGraph</w:t>
             </w:r>
-            <w:proofErr w:type="spellEnd"/>
           </w:p>
         </w:tc>
         <w:tc>
@@ -1448,23 +1442,7 @@
           </w:tcPr>
           <w:p>
             <w:r>
-              <w:t xml:space="preserve">Models the map using </w:t>
-            </w:r>
-            <w:proofErr w:type="spellStart"/>
-            <w:r>
-              <w:t>HashMaps</w:t>
-            </w:r>
-            <w:proofErr w:type="spellEnd"/>
-            <w:r>
-              <w:t xml:space="preserve"> and </w:t>
-            </w:r>
-            <w:proofErr w:type="spellStart"/>
-            <w:r>
-              <w:t>ArrayLists</w:t>
-            </w:r>
-            <w:proofErr w:type="spellEnd"/>
-            <w:r>
-              <w:t xml:space="preserve"> to connect waypoints and distance weights.</w:t>
+              <w:t>Models the map using HashMaps and ArrayLists to connect waypoints and distance weights.</w:t>
             </w:r>
           </w:p>
         </w:tc>
@@ -1582,15 +1560,7 @@
           </w:tcPr>
           <w:p>
             <w:r>
-              <w:t>Simple Lists (</w:t>
-            </w:r>
-            <w:proofErr w:type="spellStart"/>
-            <w:r>
-              <w:t>ArrayList</w:t>
-            </w:r>
-            <w:proofErr w:type="spellEnd"/>
-            <w:r>
-              <w:t>)</w:t>
+              <w:t>Simple Lists (ArrayList)</w:t>
             </w:r>
           </w:p>
         </w:tc>
@@ -1605,11 +1575,9 @@
             </w:tcMar>
           </w:tcPr>
           <w:p>
-            <w:proofErr w:type="spellStart"/>
             <w:r>
               <w:t>AirspaceGraph</w:t>
             </w:r>
-            <w:proofErr w:type="spellEnd"/>
           </w:p>
         </w:tc>
         <w:tc>
@@ -1919,23 +1887,7 @@
       </w:r>
       <w:r>
         <w:br/>
-        <w:t xml:space="preserve">A Waypoint simply stores an ID (like "W1"), a readable label, its coordinates, and a </w:t>
-      </w:r>
-      <w:proofErr w:type="spellStart"/>
-      <w:r>
-        <w:t>boolean</w:t>
-      </w:r>
-      <w:proofErr w:type="spellEnd"/>
-      <w:r>
-        <w:t xml:space="preserve"> flag (</w:t>
-      </w:r>
-      <w:proofErr w:type="spellStart"/>
-      <w:r>
-        <w:t>isObstacle</w:t>
-      </w:r>
-      <w:proofErr w:type="spellEnd"/>
-      <w:r>
-        <w:t>) that flips to true if the path becomes blocked. An Edge connects a starting waypoint to an ending waypoint and stores the travel distance (weight).</w:t>
+        <w:t>A Waypoint simply stores an ID (like "W1"), a readable label, its coordinates, and a boolean flag (isObstacle) that flips to true if the path becomes blocked. An Edge connects a starting waypoint to an ending waypoint and stores the travel distance (weight).</w:t>
       </w:r>
     </w:p>
     <w:tbl>
@@ -2058,43 +2010,7 @@
                 <w:sz w:val="18"/>
                 <w:szCs w:val="18"/>
               </w:rPr>
-              <w:t xml:space="preserve">    public </w:t>
-            </w:r>
-            <w:proofErr w:type="spellStart"/>
-            <w:r>
-              <w:rPr>
-                <w:rFonts w:ascii="Consolas" w:eastAsia="Consolas" w:hAnsi="Consolas" w:cs="Consolas"/>
-                <w:sz w:val="18"/>
-                <w:szCs w:val="18"/>
-              </w:rPr>
-              <w:t>boolean</w:t>
-            </w:r>
-            <w:proofErr w:type="spellEnd"/>
-            <w:r>
-              <w:rPr>
-                <w:rFonts w:ascii="Consolas" w:eastAsia="Consolas" w:hAnsi="Consolas" w:cs="Consolas"/>
-                <w:sz w:val="18"/>
-                <w:szCs w:val="18"/>
-              </w:rPr>
-              <w:t xml:space="preserve"> </w:t>
-            </w:r>
-            <w:proofErr w:type="spellStart"/>
-            <w:r>
-              <w:rPr>
-                <w:rFonts w:ascii="Consolas" w:eastAsia="Consolas" w:hAnsi="Consolas" w:cs="Consolas"/>
-                <w:sz w:val="18"/>
-                <w:szCs w:val="18"/>
-              </w:rPr>
-              <w:t>isObstacle</w:t>
-            </w:r>
-            <w:proofErr w:type="spellEnd"/>
-            <w:r>
-              <w:rPr>
-                <w:rFonts w:ascii="Consolas" w:eastAsia="Consolas" w:hAnsi="Consolas" w:cs="Consolas"/>
-                <w:sz w:val="18"/>
-                <w:szCs w:val="18"/>
-              </w:rPr>
-              <w:t>;</w:t>
+              <w:t xml:space="preserve">    public boolean isObstacle;</w:t>
             </w:r>
           </w:p>
           <w:p>
@@ -2131,23 +2047,13 @@
                 <w:szCs w:val="18"/>
               </w:rPr>
             </w:pPr>
-            <w:proofErr w:type="gramStart"/>
-            <w:r>
-              <w:rPr>
-                <w:rFonts w:ascii="Consolas" w:eastAsia="Consolas" w:hAnsi="Consolas" w:cs="Consolas"/>
-                <w:sz w:val="18"/>
-                <w:szCs w:val="18"/>
-              </w:rPr>
-              <w:t>public</w:t>
-            </w:r>
-            <w:proofErr w:type="gramEnd"/>
-            <w:r>
-              <w:rPr>
-                <w:rFonts w:ascii="Consolas" w:eastAsia="Consolas" w:hAnsi="Consolas" w:cs="Consolas"/>
-                <w:sz w:val="18"/>
-                <w:szCs w:val="18"/>
-              </w:rPr>
-              <w:t xml:space="preserve"> class Edge {</w:t>
+            <w:r>
+              <w:rPr>
+                <w:rFonts w:ascii="Consolas" w:eastAsia="Consolas" w:hAnsi="Consolas" w:cs="Consolas"/>
+                <w:sz w:val="18"/>
+                <w:szCs w:val="18"/>
+              </w:rPr>
+              <w:t>public class Edge {</w:t>
             </w:r>
           </w:p>
           <w:p>
@@ -2231,21 +2137,7 @@
         <w:rPr>
           <w:color w:val="auto"/>
         </w:rPr>
-        <w:t xml:space="preserve">4. </w:t>
-      </w:r>
-      <w:proofErr w:type="spellStart"/>
-      <w:r>
-        <w:rPr>
-          <w:color w:val="auto"/>
-        </w:rPr>
-        <w:t>AirspaceGraph</w:t>
-      </w:r>
-      <w:proofErr w:type="spellEnd"/>
-      <w:r>
-        <w:rPr>
-          <w:color w:val="auto"/>
-        </w:rPr>
-        <w:t xml:space="preserve"> — Adjacency List, Dijkstra </w:t>
+        <w:t xml:space="preserve">4. AirspaceGraph — Adjacency List, Dijkstra </w:t>
       </w:r>
       <w:bookmarkEnd w:id="7"/>
     </w:p>
@@ -2254,29 +2146,8 @@
         <w:spacing w:after="120"/>
       </w:pPr>
       <w:r>
-        <w:t xml:space="preserve">The </w:t>
-      </w:r>
-      <w:proofErr w:type="spellStart"/>
-      <w:r>
-        <w:t>AirspaceGraph</w:t>
-      </w:r>
-      <w:proofErr w:type="spellEnd"/>
-      <w:r>
-        <w:t xml:space="preserve"> stores the map using an Adjacency List (a HashMap connecting a Waypoint's ID to an </w:t>
-      </w:r>
-      <w:proofErr w:type="spellStart"/>
-      <w:r>
-        <w:t>ArrayList</w:t>
-      </w:r>
-      <w:proofErr w:type="spellEnd"/>
-      <w:r>
-        <w:t xml:space="preserve"> of its Edges). This is very efficient for looking up </w:t>
-      </w:r>
-      <w:proofErr w:type="gramStart"/>
-      <w:r>
-        <w:t>neighbors..</w:t>
-      </w:r>
-      <w:proofErr w:type="gramEnd"/>
+        <w:t>The AirspaceGraph stores the map using an Adjacency List (a HashMap connecting a Waypoint's ID to an ArrayList of its Edges). This is very efficient for looking up neighbors..</w:t>
+      </w:r>
     </w:p>
     <w:tbl>
       <w:tblPr>
@@ -2323,89 +2194,17 @@
                 <w:sz w:val="18"/>
                 <w:szCs w:val="18"/>
               </w:rPr>
-              <w:t xml:space="preserve">private final Map&lt;String, Waypoint&gt; waypoints = new </w:t>
-            </w:r>
-            <w:proofErr w:type="spellStart"/>
-            <w:r>
-              <w:rPr>
-                <w:rFonts w:ascii="Consolas" w:eastAsia="Consolas" w:hAnsi="Consolas" w:cs="Consolas"/>
-                <w:sz w:val="18"/>
-                <w:szCs w:val="18"/>
-              </w:rPr>
-              <w:t>LinkedHashMap</w:t>
-            </w:r>
-            <w:proofErr w:type="spellEnd"/>
-            <w:r>
-              <w:rPr>
-                <w:rFonts w:ascii="Consolas" w:eastAsia="Consolas" w:hAnsi="Consolas" w:cs="Consolas"/>
-                <w:sz w:val="18"/>
-                <w:szCs w:val="18"/>
-              </w:rPr>
-              <w:t>&lt;</w:t>
-            </w:r>
-            <w:proofErr w:type="gramStart"/>
-            <w:r>
-              <w:rPr>
-                <w:rFonts w:ascii="Consolas" w:eastAsia="Consolas" w:hAnsi="Consolas" w:cs="Consolas"/>
-                <w:sz w:val="18"/>
-                <w:szCs w:val="18"/>
-              </w:rPr>
-              <w:t>&gt;(</w:t>
-            </w:r>
-            <w:proofErr w:type="gramEnd"/>
-            <w:r>
-              <w:rPr>
-                <w:rFonts w:ascii="Consolas" w:eastAsia="Consolas" w:hAnsi="Consolas" w:cs="Consolas"/>
-                <w:sz w:val="18"/>
-                <w:szCs w:val="18"/>
-              </w:rPr>
-              <w:t>);</w:t>
-            </w:r>
-          </w:p>
-          <w:p>
-            <w:r>
-              <w:rPr>
-                <w:rFonts w:ascii="Consolas" w:eastAsia="Consolas" w:hAnsi="Consolas" w:cs="Consolas"/>
-                <w:sz w:val="18"/>
-                <w:szCs w:val="18"/>
-              </w:rPr>
-              <w:t xml:space="preserve">private final Map&lt;String, List&lt;Edge&gt;&gt; </w:t>
-            </w:r>
-            <w:proofErr w:type="spellStart"/>
-            <w:r>
-              <w:rPr>
-                <w:rFonts w:ascii="Consolas" w:eastAsia="Consolas" w:hAnsi="Consolas" w:cs="Consolas"/>
-                <w:sz w:val="18"/>
-                <w:szCs w:val="18"/>
-              </w:rPr>
-              <w:t>adjacencyList</w:t>
-            </w:r>
-            <w:proofErr w:type="spellEnd"/>
-            <w:r>
-              <w:rPr>
-                <w:rFonts w:ascii="Consolas" w:eastAsia="Consolas" w:hAnsi="Consolas" w:cs="Consolas"/>
-                <w:sz w:val="18"/>
-                <w:szCs w:val="18"/>
-              </w:rPr>
-              <w:t xml:space="preserve"> = new HashMap&lt;</w:t>
-            </w:r>
-            <w:proofErr w:type="gramStart"/>
-            <w:r>
-              <w:rPr>
-                <w:rFonts w:ascii="Consolas" w:eastAsia="Consolas" w:hAnsi="Consolas" w:cs="Consolas"/>
-                <w:sz w:val="18"/>
-                <w:szCs w:val="18"/>
-              </w:rPr>
-              <w:t>&gt;(</w:t>
-            </w:r>
-            <w:proofErr w:type="gramEnd"/>
-            <w:r>
-              <w:rPr>
-                <w:rFonts w:ascii="Consolas" w:eastAsia="Consolas" w:hAnsi="Consolas" w:cs="Consolas"/>
-                <w:sz w:val="18"/>
-                <w:szCs w:val="18"/>
-              </w:rPr>
-              <w:t>);</w:t>
+              <w:t>private final Map&lt;String, Waypoint&gt; waypoints = new LinkedHashMap&lt;&gt;();</w:t>
+            </w:r>
+          </w:p>
+          <w:p>
+            <w:r>
+              <w:rPr>
+                <w:rFonts w:ascii="Consolas" w:eastAsia="Consolas" w:hAnsi="Consolas" w:cs="Consolas"/>
+                <w:sz w:val="18"/>
+                <w:szCs w:val="18"/>
+              </w:rPr>
+              <w:t>private final Map&lt;String, List&lt;Edge&gt;&gt; adjacencyList = new HashMap&lt;&gt;();</w:t>
             </w:r>
           </w:p>
         </w:tc>
@@ -2479,163 +2278,33 @@
             </w:tcMar>
           </w:tcPr>
           <w:p>
-            <w:proofErr w:type="spellStart"/>
-            <w:r>
-              <w:rPr>
-                <w:rFonts w:ascii="Consolas" w:eastAsia="Consolas" w:hAnsi="Consolas" w:cs="Consolas"/>
-                <w:sz w:val="18"/>
-                <w:szCs w:val="18"/>
-              </w:rPr>
-              <w:t>PriorityQueue</w:t>
-            </w:r>
-            <w:proofErr w:type="spellEnd"/>
-            <w:r>
-              <w:rPr>
-                <w:rFonts w:ascii="Consolas" w:eastAsia="Consolas" w:hAnsi="Consolas" w:cs="Consolas"/>
-                <w:sz w:val="18"/>
-                <w:szCs w:val="18"/>
-              </w:rPr>
-              <w:t xml:space="preserve">&lt;String&gt; </w:t>
-            </w:r>
-            <w:proofErr w:type="spellStart"/>
-            <w:r>
-              <w:rPr>
-                <w:rFonts w:ascii="Consolas" w:eastAsia="Consolas" w:hAnsi="Consolas" w:cs="Consolas"/>
-                <w:sz w:val="18"/>
-                <w:szCs w:val="18"/>
-              </w:rPr>
-              <w:t>pq</w:t>
-            </w:r>
-            <w:proofErr w:type="spellEnd"/>
-            <w:r>
-              <w:rPr>
-                <w:rFonts w:ascii="Consolas" w:eastAsia="Consolas" w:hAnsi="Consolas" w:cs="Consolas"/>
-                <w:sz w:val="18"/>
-                <w:szCs w:val="18"/>
-              </w:rPr>
-              <w:t xml:space="preserve"> = new </w:t>
-            </w:r>
-            <w:proofErr w:type="spellStart"/>
-            <w:r>
-              <w:rPr>
-                <w:rFonts w:ascii="Consolas" w:eastAsia="Consolas" w:hAnsi="Consolas" w:cs="Consolas"/>
-                <w:sz w:val="18"/>
-                <w:szCs w:val="18"/>
-              </w:rPr>
-              <w:t>PriorityQueue</w:t>
-            </w:r>
-            <w:proofErr w:type="spellEnd"/>
-            <w:r>
-              <w:rPr>
-                <w:rFonts w:ascii="Consolas" w:eastAsia="Consolas" w:hAnsi="Consolas" w:cs="Consolas"/>
-                <w:sz w:val="18"/>
-                <w:szCs w:val="18"/>
-              </w:rPr>
-              <w:t>&lt;</w:t>
-            </w:r>
-            <w:proofErr w:type="gramStart"/>
-            <w:r>
-              <w:rPr>
-                <w:rFonts w:ascii="Consolas" w:eastAsia="Consolas" w:hAnsi="Consolas" w:cs="Consolas"/>
-                <w:sz w:val="18"/>
-                <w:szCs w:val="18"/>
-              </w:rPr>
-              <w:t>&gt;(</w:t>
-            </w:r>
-            <w:proofErr w:type="gramEnd"/>
-          </w:p>
-          <w:p>
-            <w:r>
-              <w:rPr>
-                <w:rFonts w:ascii="Consolas" w:eastAsia="Consolas" w:hAnsi="Consolas" w:cs="Consolas"/>
-                <w:sz w:val="18"/>
-                <w:szCs w:val="18"/>
-              </w:rPr>
-              <w:t xml:space="preserve">    </w:t>
-            </w:r>
-            <w:proofErr w:type="spellStart"/>
-            <w:r>
-              <w:rPr>
-                <w:rFonts w:ascii="Consolas" w:eastAsia="Consolas" w:hAnsi="Consolas" w:cs="Consolas"/>
-                <w:sz w:val="18"/>
-                <w:szCs w:val="18"/>
-              </w:rPr>
-              <w:t>Comparator.comparingDouble</w:t>
-            </w:r>
-            <w:proofErr w:type="spellEnd"/>
-            <w:r>
-              <w:rPr>
-                <w:rFonts w:ascii="Consolas" w:eastAsia="Consolas" w:hAnsi="Consolas" w:cs="Consolas"/>
-                <w:sz w:val="18"/>
-                <w:szCs w:val="18"/>
-              </w:rPr>
-              <w:t xml:space="preserve">(id -&gt; </w:t>
-            </w:r>
-            <w:proofErr w:type="spellStart"/>
-            <w:proofErr w:type="gramStart"/>
-            <w:r>
-              <w:rPr>
-                <w:rFonts w:ascii="Consolas" w:eastAsia="Consolas" w:hAnsi="Consolas" w:cs="Consolas"/>
-                <w:sz w:val="18"/>
-                <w:szCs w:val="18"/>
-              </w:rPr>
-              <w:t>dist.getOrDefault</w:t>
-            </w:r>
-            <w:proofErr w:type="spellEnd"/>
-            <w:proofErr w:type="gramEnd"/>
-            <w:r>
-              <w:rPr>
-                <w:rFonts w:ascii="Consolas" w:eastAsia="Consolas" w:hAnsi="Consolas" w:cs="Consolas"/>
-                <w:sz w:val="18"/>
-                <w:szCs w:val="18"/>
-              </w:rPr>
-              <w:t xml:space="preserve">(id, </w:t>
-            </w:r>
-            <w:proofErr w:type="spellStart"/>
-            <w:r>
-              <w:rPr>
-                <w:rFonts w:ascii="Consolas" w:eastAsia="Consolas" w:hAnsi="Consolas" w:cs="Consolas"/>
-                <w:sz w:val="18"/>
-                <w:szCs w:val="18"/>
-              </w:rPr>
-              <w:t>Double.MAX_VALUE</w:t>
-            </w:r>
-            <w:proofErr w:type="spellEnd"/>
-            <w:r>
-              <w:rPr>
-                <w:rFonts w:ascii="Consolas" w:eastAsia="Consolas" w:hAnsi="Consolas" w:cs="Consolas"/>
-                <w:sz w:val="18"/>
-                <w:szCs w:val="18"/>
-              </w:rPr>
-              <w:t>)));</w:t>
-            </w:r>
-          </w:p>
-          <w:p>
-            <w:r>
-              <w:rPr>
-                <w:rFonts w:ascii="Consolas" w:eastAsia="Consolas" w:hAnsi="Consolas" w:cs="Consolas"/>
-                <w:sz w:val="18"/>
-                <w:szCs w:val="18"/>
-              </w:rPr>
-              <w:t>Set&lt;String&gt; visited = new HashSet&lt;</w:t>
-            </w:r>
-            <w:proofErr w:type="gramStart"/>
-            <w:r>
-              <w:rPr>
-                <w:rFonts w:ascii="Consolas" w:eastAsia="Consolas" w:hAnsi="Consolas" w:cs="Consolas"/>
-                <w:sz w:val="18"/>
-                <w:szCs w:val="18"/>
-              </w:rPr>
-              <w:t>&gt;(</w:t>
-            </w:r>
-            <w:proofErr w:type="gramEnd"/>
-            <w:r>
-              <w:rPr>
-                <w:rFonts w:ascii="Consolas" w:eastAsia="Consolas" w:hAnsi="Consolas" w:cs="Consolas"/>
-                <w:sz w:val="18"/>
-                <w:szCs w:val="18"/>
-              </w:rPr>
-              <w:t>);</w:t>
+            <w:r>
+              <w:rPr>
+                <w:rFonts w:ascii="Consolas" w:eastAsia="Consolas" w:hAnsi="Consolas" w:cs="Consolas"/>
+                <w:sz w:val="18"/>
+                <w:szCs w:val="18"/>
+              </w:rPr>
+              <w:t>PriorityQueue&lt;String&gt; pq = new PriorityQueue&lt;&gt;(</w:t>
+            </w:r>
+          </w:p>
+          <w:p>
+            <w:r>
+              <w:rPr>
+                <w:rFonts w:ascii="Consolas" w:eastAsia="Consolas" w:hAnsi="Consolas" w:cs="Consolas"/>
+                <w:sz w:val="18"/>
+                <w:szCs w:val="18"/>
+              </w:rPr>
+              <w:t xml:space="preserve">    Comparator.comparingDouble(id -&gt; dist.getOrDefault(id, Double.MAX_VALUE)));</w:t>
+            </w:r>
+          </w:p>
+          <w:p>
+            <w:r>
+              <w:rPr>
+                <w:rFonts w:ascii="Consolas" w:eastAsia="Consolas" w:hAnsi="Consolas" w:cs="Consolas"/>
+                <w:sz w:val="18"/>
+                <w:szCs w:val="18"/>
+              </w:rPr>
+              <w:t>Set&lt;String&gt; visited = new HashSet&lt;&gt;();</w:t>
             </w:r>
           </w:p>
           <w:p>
@@ -2655,639 +2324,107 @@
                 <w:sz w:val="18"/>
                 <w:szCs w:val="18"/>
               </w:rPr>
-              <w:t xml:space="preserve">while </w:t>
-            </w:r>
-            <w:proofErr w:type="gramStart"/>
-            <w:r>
-              <w:rPr>
-                <w:rFonts w:ascii="Consolas" w:eastAsia="Consolas" w:hAnsi="Consolas" w:cs="Consolas"/>
-                <w:sz w:val="18"/>
-                <w:szCs w:val="18"/>
-              </w:rPr>
-              <w:t>(!</w:t>
-            </w:r>
-            <w:proofErr w:type="spellStart"/>
-            <w:r>
-              <w:rPr>
-                <w:rFonts w:ascii="Consolas" w:eastAsia="Consolas" w:hAnsi="Consolas" w:cs="Consolas"/>
-                <w:sz w:val="18"/>
-                <w:szCs w:val="18"/>
-              </w:rPr>
-              <w:t>pq</w:t>
-            </w:r>
-            <w:proofErr w:type="gramEnd"/>
-            <w:r>
-              <w:rPr>
-                <w:rFonts w:ascii="Consolas" w:eastAsia="Consolas" w:hAnsi="Consolas" w:cs="Consolas"/>
-                <w:sz w:val="18"/>
-                <w:szCs w:val="18"/>
-              </w:rPr>
-              <w:t>.</w:t>
-            </w:r>
-            <w:proofErr w:type="gramStart"/>
-            <w:r>
-              <w:rPr>
-                <w:rFonts w:ascii="Consolas" w:eastAsia="Consolas" w:hAnsi="Consolas" w:cs="Consolas"/>
-                <w:sz w:val="18"/>
-                <w:szCs w:val="18"/>
-              </w:rPr>
-              <w:t>isEmpty</w:t>
-            </w:r>
-            <w:proofErr w:type="spellEnd"/>
-            <w:r>
-              <w:rPr>
-                <w:rFonts w:ascii="Consolas" w:eastAsia="Consolas" w:hAnsi="Consolas" w:cs="Consolas"/>
-                <w:sz w:val="18"/>
-                <w:szCs w:val="18"/>
-              </w:rPr>
-              <w:t>()) {</w:t>
-            </w:r>
-            <w:proofErr w:type="gramEnd"/>
-          </w:p>
-          <w:p>
-            <w:r>
-              <w:rPr>
-                <w:rFonts w:ascii="Consolas" w:eastAsia="Consolas" w:hAnsi="Consolas" w:cs="Consolas"/>
-                <w:sz w:val="18"/>
-                <w:szCs w:val="18"/>
-              </w:rPr>
-              <w:t xml:space="preserve">    String </w:t>
-            </w:r>
-            <w:proofErr w:type="spellStart"/>
-            <w:r>
-              <w:rPr>
-                <w:rFonts w:ascii="Consolas" w:eastAsia="Consolas" w:hAnsi="Consolas" w:cs="Consolas"/>
-                <w:sz w:val="18"/>
-                <w:szCs w:val="18"/>
-              </w:rPr>
-              <w:t>curr</w:t>
-            </w:r>
-            <w:proofErr w:type="spellEnd"/>
-            <w:r>
-              <w:rPr>
-                <w:rFonts w:ascii="Consolas" w:eastAsia="Consolas" w:hAnsi="Consolas" w:cs="Consolas"/>
-                <w:sz w:val="18"/>
-                <w:szCs w:val="18"/>
-              </w:rPr>
-              <w:t xml:space="preserve"> = </w:t>
-            </w:r>
-            <w:proofErr w:type="spellStart"/>
-            <w:proofErr w:type="gramStart"/>
-            <w:r>
-              <w:rPr>
-                <w:rFonts w:ascii="Consolas" w:eastAsia="Consolas" w:hAnsi="Consolas" w:cs="Consolas"/>
-                <w:sz w:val="18"/>
-                <w:szCs w:val="18"/>
-              </w:rPr>
-              <w:t>pq.poll</w:t>
-            </w:r>
-            <w:proofErr w:type="spellEnd"/>
-            <w:proofErr w:type="gramEnd"/>
-            <w:r>
-              <w:rPr>
-                <w:rFonts w:ascii="Consolas" w:eastAsia="Consolas" w:hAnsi="Consolas" w:cs="Consolas"/>
-                <w:sz w:val="18"/>
-                <w:szCs w:val="18"/>
-              </w:rPr>
-              <w:t>();</w:t>
-            </w:r>
-          </w:p>
-          <w:p>
-            <w:r>
-              <w:rPr>
-                <w:rFonts w:ascii="Consolas" w:eastAsia="Consolas" w:hAnsi="Consolas" w:cs="Consolas"/>
-                <w:sz w:val="18"/>
-                <w:szCs w:val="18"/>
-              </w:rPr>
-              <w:t xml:space="preserve">    if </w:t>
-            </w:r>
-            <w:proofErr w:type="gramStart"/>
-            <w:r>
-              <w:rPr>
-                <w:rFonts w:ascii="Consolas" w:eastAsia="Consolas" w:hAnsi="Consolas" w:cs="Consolas"/>
-                <w:sz w:val="18"/>
-                <w:szCs w:val="18"/>
-              </w:rPr>
-              <w:t>(!</w:t>
-            </w:r>
-            <w:proofErr w:type="spellStart"/>
-            <w:r>
-              <w:rPr>
-                <w:rFonts w:ascii="Consolas" w:eastAsia="Consolas" w:hAnsi="Consolas" w:cs="Consolas"/>
-                <w:sz w:val="18"/>
-                <w:szCs w:val="18"/>
-              </w:rPr>
-              <w:t>visited.add</w:t>
-            </w:r>
-            <w:proofErr w:type="spellEnd"/>
-            <w:proofErr w:type="gramEnd"/>
-            <w:r>
-              <w:rPr>
-                <w:rFonts w:ascii="Consolas" w:eastAsia="Consolas" w:hAnsi="Consolas" w:cs="Consolas"/>
-                <w:sz w:val="18"/>
-                <w:szCs w:val="18"/>
-              </w:rPr>
-              <w:t>(</w:t>
-            </w:r>
-            <w:proofErr w:type="spellStart"/>
-            <w:proofErr w:type="gramStart"/>
-            <w:r>
-              <w:rPr>
-                <w:rFonts w:ascii="Consolas" w:eastAsia="Consolas" w:hAnsi="Consolas" w:cs="Consolas"/>
-                <w:sz w:val="18"/>
-                <w:szCs w:val="18"/>
-              </w:rPr>
-              <w:t>curr</w:t>
-            </w:r>
-            <w:proofErr w:type="spellEnd"/>
-            <w:proofErr w:type="gramEnd"/>
-            <w:r>
-              <w:rPr>
-                <w:rFonts w:ascii="Consolas" w:eastAsia="Consolas" w:hAnsi="Consolas" w:cs="Consolas"/>
-                <w:sz w:val="18"/>
-                <w:szCs w:val="18"/>
-              </w:rPr>
-              <w:t>)) continue;</w:t>
-            </w:r>
-          </w:p>
-          <w:p>
-            <w:r>
-              <w:rPr>
-                <w:rFonts w:ascii="Consolas" w:eastAsia="Consolas" w:hAnsi="Consolas" w:cs="Consolas"/>
-                <w:sz w:val="18"/>
-                <w:szCs w:val="18"/>
-              </w:rPr>
-              <w:t xml:space="preserve">    if (</w:t>
-            </w:r>
-            <w:proofErr w:type="spellStart"/>
-            <w:proofErr w:type="gramStart"/>
-            <w:r>
-              <w:rPr>
-                <w:rFonts w:ascii="Consolas" w:eastAsia="Consolas" w:hAnsi="Consolas" w:cs="Consolas"/>
-                <w:sz w:val="18"/>
-                <w:szCs w:val="18"/>
-              </w:rPr>
-              <w:t>curr.equals</w:t>
-            </w:r>
-            <w:proofErr w:type="spellEnd"/>
-            <w:proofErr w:type="gramEnd"/>
-            <w:r>
-              <w:rPr>
-                <w:rFonts w:ascii="Consolas" w:eastAsia="Consolas" w:hAnsi="Consolas" w:cs="Consolas"/>
-                <w:sz w:val="18"/>
-                <w:szCs w:val="18"/>
-              </w:rPr>
-              <w:t>(</w:t>
-            </w:r>
-            <w:proofErr w:type="spellStart"/>
-            <w:r>
-              <w:rPr>
-                <w:rFonts w:ascii="Consolas" w:eastAsia="Consolas" w:hAnsi="Consolas" w:cs="Consolas"/>
-                <w:sz w:val="18"/>
-                <w:szCs w:val="18"/>
-              </w:rPr>
-              <w:t>goalId</w:t>
-            </w:r>
-            <w:proofErr w:type="spellEnd"/>
-            <w:r>
-              <w:rPr>
-                <w:rFonts w:ascii="Consolas" w:eastAsia="Consolas" w:hAnsi="Consolas" w:cs="Consolas"/>
-                <w:sz w:val="18"/>
-                <w:szCs w:val="18"/>
-              </w:rPr>
-              <w:t>)) break;</w:t>
-            </w:r>
-          </w:p>
-          <w:p>
-            <w:r>
-              <w:rPr>
-                <w:rFonts w:ascii="Consolas" w:eastAsia="Consolas" w:hAnsi="Consolas" w:cs="Consolas"/>
-                <w:sz w:val="18"/>
-                <w:szCs w:val="18"/>
-              </w:rPr>
-              <w:t xml:space="preserve">    for (Edge </w:t>
-            </w:r>
-            <w:proofErr w:type="gramStart"/>
-            <w:r>
-              <w:rPr>
-                <w:rFonts w:ascii="Consolas" w:eastAsia="Consolas" w:hAnsi="Consolas" w:cs="Consolas"/>
-                <w:sz w:val="18"/>
-                <w:szCs w:val="18"/>
-              </w:rPr>
-              <w:t>e :</w:t>
-            </w:r>
-            <w:proofErr w:type="gramEnd"/>
-            <w:r>
-              <w:rPr>
-                <w:rFonts w:ascii="Consolas" w:eastAsia="Consolas" w:hAnsi="Consolas" w:cs="Consolas"/>
-                <w:sz w:val="18"/>
-                <w:szCs w:val="18"/>
-              </w:rPr>
-              <w:t xml:space="preserve"> </w:t>
-            </w:r>
-            <w:proofErr w:type="spellStart"/>
-            <w:r>
-              <w:rPr>
-                <w:rFonts w:ascii="Consolas" w:eastAsia="Consolas" w:hAnsi="Consolas" w:cs="Consolas"/>
-                <w:sz w:val="18"/>
-                <w:szCs w:val="18"/>
-              </w:rPr>
-              <w:t>adjacencyList.get</w:t>
-            </w:r>
-            <w:proofErr w:type="spellEnd"/>
-            <w:r>
-              <w:rPr>
-                <w:rFonts w:ascii="Consolas" w:eastAsia="Consolas" w:hAnsi="Consolas" w:cs="Consolas"/>
-                <w:sz w:val="18"/>
-                <w:szCs w:val="18"/>
-              </w:rPr>
-              <w:t>(</w:t>
-            </w:r>
-            <w:proofErr w:type="spellStart"/>
-            <w:proofErr w:type="gramStart"/>
-            <w:r>
-              <w:rPr>
-                <w:rFonts w:ascii="Consolas" w:eastAsia="Consolas" w:hAnsi="Consolas" w:cs="Consolas"/>
-                <w:sz w:val="18"/>
-                <w:szCs w:val="18"/>
-              </w:rPr>
-              <w:t>curr</w:t>
-            </w:r>
-            <w:proofErr w:type="spellEnd"/>
-            <w:r>
-              <w:rPr>
-                <w:rFonts w:ascii="Consolas" w:eastAsia="Consolas" w:hAnsi="Consolas" w:cs="Consolas"/>
-                <w:sz w:val="18"/>
-                <w:szCs w:val="18"/>
-              </w:rPr>
-              <w:t>)) {</w:t>
-            </w:r>
-            <w:proofErr w:type="gramEnd"/>
-          </w:p>
-          <w:p>
-            <w:r>
-              <w:rPr>
-                <w:rFonts w:ascii="Consolas" w:eastAsia="Consolas" w:hAnsi="Consolas" w:cs="Consolas"/>
-                <w:sz w:val="18"/>
-                <w:szCs w:val="18"/>
-              </w:rPr>
-              <w:t xml:space="preserve">        if (</w:t>
-            </w:r>
-            <w:proofErr w:type="spellStart"/>
-            <w:r>
-              <w:rPr>
-                <w:rFonts w:ascii="Consolas" w:eastAsia="Consolas" w:hAnsi="Consolas" w:cs="Consolas"/>
-                <w:sz w:val="18"/>
-                <w:szCs w:val="18"/>
-              </w:rPr>
-              <w:t>e.</w:t>
-            </w:r>
-            <w:proofErr w:type="gramStart"/>
-            <w:r>
-              <w:rPr>
-                <w:rFonts w:ascii="Consolas" w:eastAsia="Consolas" w:hAnsi="Consolas" w:cs="Consolas"/>
-                <w:sz w:val="18"/>
-                <w:szCs w:val="18"/>
-              </w:rPr>
-              <w:t>to.isObstacle</w:t>
-            </w:r>
-            <w:proofErr w:type="spellEnd"/>
-            <w:proofErr w:type="gramEnd"/>
-            <w:r>
-              <w:rPr>
-                <w:rFonts w:ascii="Consolas" w:eastAsia="Consolas" w:hAnsi="Consolas" w:cs="Consolas"/>
-                <w:sz w:val="18"/>
-                <w:szCs w:val="18"/>
-              </w:rPr>
-              <w:t>) continue;</w:t>
-            </w:r>
-          </w:p>
-          <w:p>
-            <w:r>
-              <w:rPr>
-                <w:rFonts w:ascii="Consolas" w:eastAsia="Consolas" w:hAnsi="Consolas" w:cs="Consolas"/>
-                <w:sz w:val="18"/>
-                <w:szCs w:val="18"/>
-              </w:rPr>
-              <w:t xml:space="preserve">        double </w:t>
-            </w:r>
-            <w:proofErr w:type="spellStart"/>
-            <w:r>
-              <w:rPr>
-                <w:rFonts w:ascii="Consolas" w:eastAsia="Consolas" w:hAnsi="Consolas" w:cs="Consolas"/>
-                <w:sz w:val="18"/>
-                <w:szCs w:val="18"/>
-              </w:rPr>
-              <w:t>newDist</w:t>
-            </w:r>
-            <w:proofErr w:type="spellEnd"/>
-            <w:r>
-              <w:rPr>
-                <w:rFonts w:ascii="Consolas" w:eastAsia="Consolas" w:hAnsi="Consolas" w:cs="Consolas"/>
-                <w:sz w:val="18"/>
-                <w:szCs w:val="18"/>
-              </w:rPr>
-              <w:t xml:space="preserve"> = </w:t>
-            </w:r>
-            <w:proofErr w:type="spellStart"/>
-            <w:r>
-              <w:rPr>
-                <w:rFonts w:ascii="Consolas" w:eastAsia="Consolas" w:hAnsi="Consolas" w:cs="Consolas"/>
-                <w:sz w:val="18"/>
-                <w:szCs w:val="18"/>
-              </w:rPr>
-              <w:t>dist.get</w:t>
-            </w:r>
-            <w:proofErr w:type="spellEnd"/>
-            <w:r>
-              <w:rPr>
-                <w:rFonts w:ascii="Consolas" w:eastAsia="Consolas" w:hAnsi="Consolas" w:cs="Consolas"/>
-                <w:sz w:val="18"/>
-                <w:szCs w:val="18"/>
-              </w:rPr>
-              <w:t>(</w:t>
-            </w:r>
-            <w:proofErr w:type="spellStart"/>
-            <w:proofErr w:type="gramStart"/>
-            <w:r>
-              <w:rPr>
-                <w:rFonts w:ascii="Consolas" w:eastAsia="Consolas" w:hAnsi="Consolas" w:cs="Consolas"/>
-                <w:sz w:val="18"/>
-                <w:szCs w:val="18"/>
-              </w:rPr>
-              <w:t>curr</w:t>
-            </w:r>
-            <w:proofErr w:type="spellEnd"/>
-            <w:proofErr w:type="gramEnd"/>
-            <w:r>
-              <w:rPr>
-                <w:rFonts w:ascii="Consolas" w:eastAsia="Consolas" w:hAnsi="Consolas" w:cs="Consolas"/>
-                <w:sz w:val="18"/>
-                <w:szCs w:val="18"/>
-              </w:rPr>
-              <w:t xml:space="preserve">) + </w:t>
-            </w:r>
-            <w:proofErr w:type="spellStart"/>
-            <w:proofErr w:type="gramStart"/>
-            <w:r>
-              <w:rPr>
-                <w:rFonts w:ascii="Consolas" w:eastAsia="Consolas" w:hAnsi="Consolas" w:cs="Consolas"/>
-                <w:sz w:val="18"/>
-                <w:szCs w:val="18"/>
-              </w:rPr>
-              <w:t>e.weight</w:t>
-            </w:r>
-            <w:proofErr w:type="spellEnd"/>
-            <w:proofErr w:type="gramEnd"/>
-            <w:r>
-              <w:rPr>
-                <w:rFonts w:ascii="Consolas" w:eastAsia="Consolas" w:hAnsi="Consolas" w:cs="Consolas"/>
-                <w:sz w:val="18"/>
-                <w:szCs w:val="18"/>
-              </w:rPr>
-              <w:t>;</w:t>
-            </w:r>
-          </w:p>
-          <w:p>
-            <w:r>
-              <w:rPr>
-                <w:rFonts w:ascii="Consolas" w:eastAsia="Consolas" w:hAnsi="Consolas" w:cs="Consolas"/>
-                <w:sz w:val="18"/>
-                <w:szCs w:val="18"/>
-              </w:rPr>
-              <w:t xml:space="preserve">        if (</w:t>
-            </w:r>
-            <w:proofErr w:type="spellStart"/>
-            <w:r>
-              <w:rPr>
-                <w:rFonts w:ascii="Consolas" w:eastAsia="Consolas" w:hAnsi="Consolas" w:cs="Consolas"/>
-                <w:sz w:val="18"/>
-                <w:szCs w:val="18"/>
-              </w:rPr>
-              <w:t>newDist</w:t>
-            </w:r>
-            <w:proofErr w:type="spellEnd"/>
-            <w:r>
-              <w:rPr>
-                <w:rFonts w:ascii="Consolas" w:eastAsia="Consolas" w:hAnsi="Consolas" w:cs="Consolas"/>
-                <w:sz w:val="18"/>
-                <w:szCs w:val="18"/>
-              </w:rPr>
-              <w:t xml:space="preserve"> &lt; </w:t>
-            </w:r>
-            <w:proofErr w:type="spellStart"/>
-            <w:proofErr w:type="gramStart"/>
-            <w:r>
-              <w:rPr>
-                <w:rFonts w:ascii="Consolas" w:eastAsia="Consolas" w:hAnsi="Consolas" w:cs="Consolas"/>
-                <w:sz w:val="18"/>
-                <w:szCs w:val="18"/>
-              </w:rPr>
-              <w:t>dist.getOrDefault</w:t>
-            </w:r>
-            <w:proofErr w:type="spellEnd"/>
-            <w:proofErr w:type="gramEnd"/>
-            <w:r>
-              <w:rPr>
-                <w:rFonts w:ascii="Consolas" w:eastAsia="Consolas" w:hAnsi="Consolas" w:cs="Consolas"/>
-                <w:sz w:val="18"/>
-                <w:szCs w:val="18"/>
-              </w:rPr>
-              <w:t>(</w:t>
-            </w:r>
-            <w:proofErr w:type="gramStart"/>
-            <w:r>
-              <w:rPr>
-                <w:rFonts w:ascii="Consolas" w:eastAsia="Consolas" w:hAnsi="Consolas" w:cs="Consolas"/>
-                <w:sz w:val="18"/>
-                <w:szCs w:val="18"/>
-              </w:rPr>
-              <w:t>e.to.id</w:t>
-            </w:r>
-            <w:proofErr w:type="gramEnd"/>
-            <w:r>
-              <w:rPr>
-                <w:rFonts w:ascii="Consolas" w:eastAsia="Consolas" w:hAnsi="Consolas" w:cs="Consolas"/>
-                <w:sz w:val="18"/>
-                <w:szCs w:val="18"/>
-              </w:rPr>
-              <w:t xml:space="preserve">, </w:t>
-            </w:r>
-            <w:proofErr w:type="spellStart"/>
-            <w:r>
-              <w:rPr>
-                <w:rFonts w:ascii="Consolas" w:eastAsia="Consolas" w:hAnsi="Consolas" w:cs="Consolas"/>
-                <w:sz w:val="18"/>
-                <w:szCs w:val="18"/>
-              </w:rPr>
-              <w:t>Double.MAX_VALUE</w:t>
-            </w:r>
-            <w:proofErr w:type="spellEnd"/>
-            <w:r>
-              <w:rPr>
-                <w:rFonts w:ascii="Consolas" w:eastAsia="Consolas" w:hAnsi="Consolas" w:cs="Consolas"/>
-                <w:sz w:val="18"/>
-                <w:szCs w:val="18"/>
-              </w:rPr>
-              <w:t>)) {</w:t>
-            </w:r>
-          </w:p>
-          <w:p>
-            <w:r>
-              <w:rPr>
-                <w:rFonts w:ascii="Consolas" w:eastAsia="Consolas" w:hAnsi="Consolas" w:cs="Consolas"/>
-                <w:sz w:val="18"/>
-                <w:szCs w:val="18"/>
-              </w:rPr>
-              <w:t xml:space="preserve">            </w:t>
-            </w:r>
-            <w:proofErr w:type="spellStart"/>
-            <w:proofErr w:type="gramStart"/>
-            <w:r>
-              <w:rPr>
-                <w:rFonts w:ascii="Consolas" w:eastAsia="Consolas" w:hAnsi="Consolas" w:cs="Consolas"/>
-                <w:sz w:val="18"/>
-                <w:szCs w:val="18"/>
-              </w:rPr>
-              <w:t>dist.put</w:t>
-            </w:r>
-            <w:proofErr w:type="spellEnd"/>
-            <w:r>
-              <w:rPr>
-                <w:rFonts w:ascii="Consolas" w:eastAsia="Consolas" w:hAnsi="Consolas" w:cs="Consolas"/>
-                <w:sz w:val="18"/>
-                <w:szCs w:val="18"/>
-              </w:rPr>
-              <w:t>(e.to.id</w:t>
-            </w:r>
-            <w:proofErr w:type="gramEnd"/>
-            <w:r>
-              <w:rPr>
-                <w:rFonts w:ascii="Consolas" w:eastAsia="Consolas" w:hAnsi="Consolas" w:cs="Consolas"/>
-                <w:sz w:val="18"/>
-                <w:szCs w:val="18"/>
-              </w:rPr>
-              <w:t xml:space="preserve">, </w:t>
-            </w:r>
-            <w:proofErr w:type="spellStart"/>
-            <w:r>
-              <w:rPr>
-                <w:rFonts w:ascii="Consolas" w:eastAsia="Consolas" w:hAnsi="Consolas" w:cs="Consolas"/>
-                <w:sz w:val="18"/>
-                <w:szCs w:val="18"/>
-              </w:rPr>
-              <w:t>newDist</w:t>
-            </w:r>
-            <w:proofErr w:type="spellEnd"/>
-            <w:r>
-              <w:rPr>
-                <w:rFonts w:ascii="Consolas" w:eastAsia="Consolas" w:hAnsi="Consolas" w:cs="Consolas"/>
-                <w:sz w:val="18"/>
-                <w:szCs w:val="18"/>
-              </w:rPr>
-              <w:t>);</w:t>
-            </w:r>
-          </w:p>
-          <w:p>
-            <w:r>
-              <w:rPr>
-                <w:rFonts w:ascii="Consolas" w:eastAsia="Consolas" w:hAnsi="Consolas" w:cs="Consolas"/>
-                <w:sz w:val="18"/>
-                <w:szCs w:val="18"/>
-              </w:rPr>
-              <w:t xml:space="preserve">            </w:t>
-            </w:r>
-            <w:proofErr w:type="spellStart"/>
-            <w:proofErr w:type="gramStart"/>
-            <w:r>
-              <w:rPr>
-                <w:rFonts w:ascii="Consolas" w:eastAsia="Consolas" w:hAnsi="Consolas" w:cs="Consolas"/>
-                <w:sz w:val="18"/>
-                <w:szCs w:val="18"/>
-              </w:rPr>
-              <w:t>prev.put</w:t>
-            </w:r>
-            <w:proofErr w:type="spellEnd"/>
-            <w:r>
-              <w:rPr>
-                <w:rFonts w:ascii="Consolas" w:eastAsia="Consolas" w:hAnsi="Consolas" w:cs="Consolas"/>
-                <w:sz w:val="18"/>
-                <w:szCs w:val="18"/>
-              </w:rPr>
-              <w:t>(e.to.id</w:t>
-            </w:r>
-            <w:proofErr w:type="gramEnd"/>
-            <w:r>
-              <w:rPr>
-                <w:rFonts w:ascii="Consolas" w:eastAsia="Consolas" w:hAnsi="Consolas" w:cs="Consolas"/>
-                <w:sz w:val="18"/>
-                <w:szCs w:val="18"/>
-              </w:rPr>
-              <w:t xml:space="preserve">, </w:t>
-            </w:r>
-            <w:proofErr w:type="spellStart"/>
-            <w:r>
-              <w:rPr>
-                <w:rFonts w:ascii="Consolas" w:eastAsia="Consolas" w:hAnsi="Consolas" w:cs="Consolas"/>
-                <w:sz w:val="18"/>
-                <w:szCs w:val="18"/>
-              </w:rPr>
-              <w:t>curr</w:t>
-            </w:r>
-            <w:proofErr w:type="spellEnd"/>
-            <w:r>
-              <w:rPr>
-                <w:rFonts w:ascii="Consolas" w:eastAsia="Consolas" w:hAnsi="Consolas" w:cs="Consolas"/>
-                <w:sz w:val="18"/>
-                <w:szCs w:val="18"/>
-              </w:rPr>
-              <w:t>);</w:t>
-            </w:r>
-          </w:p>
-          <w:p>
-            <w:r>
-              <w:rPr>
-                <w:rFonts w:ascii="Consolas" w:eastAsia="Consolas" w:hAnsi="Consolas" w:cs="Consolas"/>
-                <w:sz w:val="18"/>
-                <w:szCs w:val="18"/>
-              </w:rPr>
-              <w:t xml:space="preserve">            </w:t>
-            </w:r>
-            <w:proofErr w:type="spellStart"/>
-            <w:r>
-              <w:rPr>
-                <w:rFonts w:ascii="Consolas" w:eastAsia="Consolas" w:hAnsi="Consolas" w:cs="Consolas"/>
-                <w:sz w:val="18"/>
-                <w:szCs w:val="18"/>
-              </w:rPr>
-              <w:t>pq.add</w:t>
-            </w:r>
-            <w:proofErr w:type="spellEnd"/>
-            <w:r>
-              <w:rPr>
-                <w:rFonts w:ascii="Consolas" w:eastAsia="Consolas" w:hAnsi="Consolas" w:cs="Consolas"/>
-                <w:sz w:val="18"/>
-                <w:szCs w:val="18"/>
-              </w:rPr>
-              <w:t>(</w:t>
-            </w:r>
-            <w:proofErr w:type="gramStart"/>
-            <w:r>
-              <w:rPr>
-                <w:rFonts w:ascii="Consolas" w:eastAsia="Consolas" w:hAnsi="Consolas" w:cs="Consolas"/>
-                <w:sz w:val="18"/>
-                <w:szCs w:val="18"/>
-              </w:rPr>
-              <w:t>e.to.id</w:t>
-            </w:r>
-            <w:proofErr w:type="gramEnd"/>
-            <w:r>
-              <w:rPr>
-                <w:rFonts w:ascii="Consolas" w:eastAsia="Consolas" w:hAnsi="Consolas" w:cs="Consolas"/>
-                <w:sz w:val="18"/>
-                <w:szCs w:val="18"/>
-              </w:rPr>
-              <w:t>);</w:t>
+              <w:t>while (!pq.isEmpty()) {</w:t>
+            </w:r>
+          </w:p>
+          <w:p>
+            <w:r>
+              <w:rPr>
+                <w:rFonts w:ascii="Consolas" w:eastAsia="Consolas" w:hAnsi="Consolas" w:cs="Consolas"/>
+                <w:sz w:val="18"/>
+                <w:szCs w:val="18"/>
+              </w:rPr>
+              <w:t xml:space="preserve">    String curr = pq.poll();</w:t>
+            </w:r>
+          </w:p>
+          <w:p>
+            <w:r>
+              <w:rPr>
+                <w:rFonts w:ascii="Consolas" w:eastAsia="Consolas" w:hAnsi="Consolas" w:cs="Consolas"/>
+                <w:sz w:val="18"/>
+                <w:szCs w:val="18"/>
+              </w:rPr>
+              <w:t xml:space="preserve">    if (!visited.add(curr)) continue;</w:t>
+            </w:r>
+          </w:p>
+          <w:p>
+            <w:r>
+              <w:rPr>
+                <w:rFonts w:ascii="Consolas" w:eastAsia="Consolas" w:hAnsi="Consolas" w:cs="Consolas"/>
+                <w:sz w:val="18"/>
+                <w:szCs w:val="18"/>
+              </w:rPr>
+              <w:t xml:space="preserve">    if (curr.equals(goalId)) break;</w:t>
+            </w:r>
+          </w:p>
+          <w:p>
+            <w:r>
+              <w:rPr>
+                <w:rFonts w:ascii="Consolas" w:eastAsia="Consolas" w:hAnsi="Consolas" w:cs="Consolas"/>
+                <w:sz w:val="18"/>
+                <w:szCs w:val="18"/>
+              </w:rPr>
+              <w:t xml:space="preserve">    for (Edge e : adjacencyList.get(curr)) {</w:t>
+            </w:r>
+          </w:p>
+          <w:p>
+            <w:r>
+              <w:rPr>
+                <w:rFonts w:ascii="Consolas" w:eastAsia="Consolas" w:hAnsi="Consolas" w:cs="Consolas"/>
+                <w:sz w:val="18"/>
+                <w:szCs w:val="18"/>
+              </w:rPr>
+              <w:t xml:space="preserve">        if (e.to.isObstacle) continue;</w:t>
+            </w:r>
+          </w:p>
+          <w:p>
+            <w:r>
+              <w:rPr>
+                <w:rFonts w:ascii="Consolas" w:eastAsia="Consolas" w:hAnsi="Consolas" w:cs="Consolas"/>
+                <w:sz w:val="18"/>
+                <w:szCs w:val="18"/>
+              </w:rPr>
+              <w:t xml:space="preserve">        double newDist = dist.get(curr) + e.weight;</w:t>
+            </w:r>
+          </w:p>
+          <w:p>
+            <w:r>
+              <w:rPr>
+                <w:rFonts w:ascii="Consolas" w:eastAsia="Consolas" w:hAnsi="Consolas" w:cs="Consolas"/>
+                <w:sz w:val="18"/>
+                <w:szCs w:val="18"/>
+              </w:rPr>
+              <w:t xml:space="preserve">        if (newDist &lt; dist.getOrDefault(e.to.id, Double.MAX_VALUE)) {</w:t>
+            </w:r>
+          </w:p>
+          <w:p>
+            <w:r>
+              <w:rPr>
+                <w:rFonts w:ascii="Consolas" w:eastAsia="Consolas" w:hAnsi="Consolas" w:cs="Consolas"/>
+                <w:sz w:val="18"/>
+                <w:szCs w:val="18"/>
+              </w:rPr>
+              <w:t xml:space="preserve">            dist.put(e.to.id, newDist);</w:t>
+            </w:r>
+          </w:p>
+          <w:p>
+            <w:r>
+              <w:rPr>
+                <w:rFonts w:ascii="Consolas" w:eastAsia="Consolas" w:hAnsi="Consolas" w:cs="Consolas"/>
+                <w:sz w:val="18"/>
+                <w:szCs w:val="18"/>
+              </w:rPr>
+              <w:t xml:space="preserve">            prev.put(e.to.id, curr);</w:t>
+            </w:r>
+          </w:p>
+          <w:p>
+            <w:r>
+              <w:rPr>
+                <w:rFonts w:ascii="Consolas" w:eastAsia="Consolas" w:hAnsi="Consolas" w:cs="Consolas"/>
+                <w:sz w:val="18"/>
+                <w:szCs w:val="18"/>
+              </w:rPr>
+              <w:t xml:space="preserve">            pq.add(e.to.id);</w:t>
             </w:r>
           </w:p>
           <w:p>
@@ -3404,15 +2541,7 @@
         <w:spacing w:after="120"/>
       </w:pPr>
       <w:r>
-        <w:t xml:space="preserve">Dynamic hazards are represented by the </w:t>
-      </w:r>
-      <w:proofErr w:type="spellStart"/>
-      <w:r>
-        <w:t>ObstacleEvent</w:t>
-      </w:r>
-      <w:proofErr w:type="spellEnd"/>
-      <w:r>
-        <w:t xml:space="preserve"> class. Each event stores the blocked waypoint and its proximity to the drone. </w:t>
+        <w:t xml:space="preserve">Dynamic hazards are represented by the ObstacleEvent class. Each event stores the blocked waypoint and its proximity to the drone. </w:t>
       </w:r>
     </w:p>
     <w:tbl>
@@ -3461,59 +2590,13 @@
                 <w:szCs w:val="18"/>
               </w:rPr>
             </w:pPr>
-            <w:proofErr w:type="gramStart"/>
-            <w:r>
-              <w:rPr>
-                <w:rFonts w:ascii="Consolas" w:eastAsia="Consolas" w:hAnsi="Consolas" w:cs="Consolas"/>
-                <w:sz w:val="18"/>
-                <w:szCs w:val="18"/>
-              </w:rPr>
-              <w:t>public</w:t>
-            </w:r>
-            <w:proofErr w:type="gramEnd"/>
-            <w:r>
-              <w:rPr>
-                <w:rFonts w:ascii="Consolas" w:eastAsia="Consolas" w:hAnsi="Consolas" w:cs="Consolas"/>
-                <w:sz w:val="18"/>
-                <w:szCs w:val="18"/>
-              </w:rPr>
-              <w:t xml:space="preserve"> class </w:t>
-            </w:r>
-            <w:proofErr w:type="spellStart"/>
-            <w:r>
-              <w:rPr>
-                <w:rFonts w:ascii="Consolas" w:eastAsia="Consolas" w:hAnsi="Consolas" w:cs="Consolas"/>
-                <w:sz w:val="18"/>
-                <w:szCs w:val="18"/>
-              </w:rPr>
-              <w:t>ObstacleEvent</w:t>
-            </w:r>
-            <w:proofErr w:type="spellEnd"/>
-            <w:r>
-              <w:rPr>
-                <w:rFonts w:ascii="Consolas" w:eastAsia="Consolas" w:hAnsi="Consolas" w:cs="Consolas"/>
-                <w:sz w:val="18"/>
-                <w:szCs w:val="18"/>
-              </w:rPr>
-              <w:t xml:space="preserve"> implements Comparable&lt;</w:t>
-            </w:r>
-            <w:proofErr w:type="spellStart"/>
-            <w:r>
-              <w:rPr>
-                <w:rFonts w:ascii="Consolas" w:eastAsia="Consolas" w:hAnsi="Consolas" w:cs="Consolas"/>
-                <w:sz w:val="18"/>
-                <w:szCs w:val="18"/>
-              </w:rPr>
-              <w:t>ObstacleEvent</w:t>
-            </w:r>
-            <w:proofErr w:type="spellEnd"/>
-            <w:r>
-              <w:rPr>
-                <w:rFonts w:ascii="Consolas" w:eastAsia="Consolas" w:hAnsi="Consolas" w:cs="Consolas"/>
-                <w:sz w:val="18"/>
-                <w:szCs w:val="18"/>
-              </w:rPr>
-              <w:t>&gt; {</w:t>
+            <w:r>
+              <w:rPr>
+                <w:rFonts w:ascii="Consolas" w:eastAsia="Consolas" w:hAnsi="Consolas" w:cs="Consolas"/>
+                <w:sz w:val="18"/>
+                <w:szCs w:val="18"/>
+              </w:rPr>
+              <w:t>public class ObstacleEvent implements Comparable&lt;ObstacleEvent&gt; {</w:t>
             </w:r>
           </w:p>
           <w:p>
@@ -3530,27 +2613,7 @@
                 <w:sz w:val="18"/>
                 <w:szCs w:val="18"/>
               </w:rPr>
-              <w:t xml:space="preserve">    public Waypoint </w:t>
-            </w:r>
-            <w:proofErr w:type="spellStart"/>
-            <w:proofErr w:type="gramStart"/>
-            <w:r>
-              <w:rPr>
-                <w:rFonts w:ascii="Consolas" w:eastAsia="Consolas" w:hAnsi="Consolas" w:cs="Consolas"/>
-                <w:sz w:val="18"/>
-                <w:szCs w:val="18"/>
-              </w:rPr>
-              <w:t>waypoint</w:t>
-            </w:r>
-            <w:proofErr w:type="spellEnd"/>
-            <w:proofErr w:type="gramEnd"/>
-            <w:r>
-              <w:rPr>
-                <w:rFonts w:ascii="Consolas" w:eastAsia="Consolas" w:hAnsi="Consolas" w:cs="Consolas"/>
-                <w:sz w:val="18"/>
-                <w:szCs w:val="18"/>
-              </w:rPr>
-              <w:t>;</w:t>
+              <w:t xml:space="preserve">    public Waypoint waypoint;</w:t>
             </w:r>
           </w:p>
           <w:p>
@@ -3601,18 +2664,8 @@
                 <w:sz w:val="18"/>
                 <w:szCs w:val="18"/>
               </w:rPr>
-              <w:t xml:space="preserve">    </w:t>
-            </w:r>
-            <w:proofErr w:type="gramStart"/>
-            <w:r>
-              <w:rPr>
-                <w:rFonts w:ascii="Consolas" w:eastAsia="Consolas" w:hAnsi="Consolas" w:cs="Consolas"/>
-                <w:sz w:val="18"/>
-                <w:szCs w:val="18"/>
-              </w:rPr>
-              <w:t>@Override</w:t>
-            </w:r>
-            <w:proofErr w:type="gramEnd"/>
+              <w:t xml:space="preserve">    @Override</w:t>
+            </w:r>
           </w:p>
           <w:p>
             <w:pPr>
@@ -3628,56 +2681,8 @@
                 <w:sz w:val="18"/>
                 <w:szCs w:val="18"/>
               </w:rPr>
-              <w:t xml:space="preserve">    public int </w:t>
-            </w:r>
-            <w:proofErr w:type="spellStart"/>
-            <w:proofErr w:type="gramStart"/>
-            <w:r>
-              <w:rPr>
-                <w:rFonts w:ascii="Consolas" w:eastAsia="Consolas" w:hAnsi="Consolas" w:cs="Consolas"/>
-                <w:sz w:val="18"/>
-                <w:szCs w:val="18"/>
-              </w:rPr>
-              <w:t>compareTo</w:t>
-            </w:r>
-            <w:proofErr w:type="spellEnd"/>
-            <w:r>
-              <w:rPr>
-                <w:rFonts w:ascii="Consolas" w:eastAsia="Consolas" w:hAnsi="Consolas" w:cs="Consolas"/>
-                <w:sz w:val="18"/>
-                <w:szCs w:val="18"/>
-              </w:rPr>
-              <w:t>(</w:t>
-            </w:r>
-            <w:proofErr w:type="spellStart"/>
-            <w:proofErr w:type="gramEnd"/>
-            <w:r>
-              <w:rPr>
-                <w:rFonts w:ascii="Consolas" w:eastAsia="Consolas" w:hAnsi="Consolas" w:cs="Consolas"/>
-                <w:sz w:val="18"/>
-                <w:szCs w:val="18"/>
-              </w:rPr>
-              <w:t>ObstacleEvent</w:t>
-            </w:r>
-            <w:proofErr w:type="spellEnd"/>
-            <w:r>
-              <w:rPr>
-                <w:rFonts w:ascii="Consolas" w:eastAsia="Consolas" w:hAnsi="Consolas" w:cs="Consolas"/>
-                <w:sz w:val="18"/>
-                <w:szCs w:val="18"/>
-              </w:rPr>
-              <w:t xml:space="preserve"> </w:t>
-            </w:r>
-            <w:proofErr w:type="gramStart"/>
-            <w:r>
-              <w:rPr>
-                <w:rFonts w:ascii="Consolas" w:eastAsia="Consolas" w:hAnsi="Consolas" w:cs="Consolas"/>
-                <w:sz w:val="18"/>
-                <w:szCs w:val="18"/>
-              </w:rPr>
-              <w:t>other) {</w:t>
-            </w:r>
-            <w:proofErr w:type="gramEnd"/>
+              <w:t xml:space="preserve">    public int compareTo(ObstacleEvent other) {</w:t>
+            </w:r>
           </w:p>
           <w:p>
             <w:pPr>
@@ -3693,47 +2698,7 @@
                 <w:sz w:val="18"/>
                 <w:szCs w:val="18"/>
               </w:rPr>
-              <w:t xml:space="preserve">        if (</w:t>
-            </w:r>
-            <w:proofErr w:type="spellStart"/>
-            <w:proofErr w:type="gramStart"/>
-            <w:r>
-              <w:rPr>
-                <w:rFonts w:ascii="Consolas" w:eastAsia="Consolas" w:hAnsi="Consolas" w:cs="Consolas"/>
-                <w:sz w:val="18"/>
-                <w:szCs w:val="18"/>
-              </w:rPr>
-              <w:t>this.proximity</w:t>
-            </w:r>
-            <w:proofErr w:type="spellEnd"/>
-            <w:proofErr w:type="gramEnd"/>
-            <w:r>
-              <w:rPr>
-                <w:rFonts w:ascii="Consolas" w:eastAsia="Consolas" w:hAnsi="Consolas" w:cs="Consolas"/>
-                <w:sz w:val="18"/>
-                <w:szCs w:val="18"/>
-              </w:rPr>
-              <w:t xml:space="preserve"> &lt; </w:t>
-            </w:r>
-            <w:proofErr w:type="spellStart"/>
-            <w:proofErr w:type="gramStart"/>
-            <w:r>
-              <w:rPr>
-                <w:rFonts w:ascii="Consolas" w:eastAsia="Consolas" w:hAnsi="Consolas" w:cs="Consolas"/>
-                <w:sz w:val="18"/>
-                <w:szCs w:val="18"/>
-              </w:rPr>
-              <w:t>other.proximity</w:t>
-            </w:r>
-            <w:proofErr w:type="spellEnd"/>
-            <w:proofErr w:type="gramEnd"/>
-            <w:r>
-              <w:rPr>
-                <w:rFonts w:ascii="Consolas" w:eastAsia="Consolas" w:hAnsi="Consolas" w:cs="Consolas"/>
-                <w:sz w:val="18"/>
-                <w:szCs w:val="18"/>
-              </w:rPr>
-              <w:t>) return -1;</w:t>
+              <w:t xml:space="preserve">        if (this.proximity &lt; other.proximity) return -1;</w:t>
             </w:r>
           </w:p>
           <w:p>
@@ -3793,15 +2758,7 @@
         <w:spacing w:after="120"/>
       </w:pPr>
       <w:r>
-        <w:t xml:space="preserve">Because this class implements Comparable, we can store them in a </w:t>
-      </w:r>
-      <w:proofErr w:type="spellStart"/>
-      <w:r>
-        <w:t>PriorityQueue</w:t>
-      </w:r>
-      <w:proofErr w:type="spellEnd"/>
-      <w:r>
-        <w:t xml:space="preserve"> inside the Drone class. This naturally creates a Min-Heap, guaranteeing that the drone always reacts to the closest danger first.</w:t>
+        <w:t>Because this class implements Comparable, we can store them in a PriorityQueue inside the Drone class. This naturally creates a Min-Heap, guaranteeing that the drone always reacts to the closest danger first.</w:t>
       </w:r>
     </w:p>
     <w:p>
@@ -3891,54 +2848,8 @@
                 <w:sz w:val="18"/>
                 <w:szCs w:val="18"/>
               </w:rPr>
-              <w:t xml:space="preserve">public </w:t>
-            </w:r>
-            <w:proofErr w:type="spellStart"/>
-            <w:r>
-              <w:rPr>
-                <w:rFonts w:ascii="Consolas" w:eastAsia="Consolas" w:hAnsi="Consolas" w:cs="Consolas"/>
-                <w:sz w:val="18"/>
-                <w:szCs w:val="18"/>
-              </w:rPr>
-              <w:t>enum</w:t>
-            </w:r>
-            <w:proofErr w:type="spellEnd"/>
-            <w:r>
-              <w:rPr>
-                <w:rFonts w:ascii="Consolas" w:eastAsia="Consolas" w:hAnsi="Consolas" w:cs="Consolas"/>
-                <w:sz w:val="18"/>
-                <w:szCs w:val="18"/>
-              </w:rPr>
-              <w:t xml:space="preserve"> State </w:t>
-            </w:r>
-            <w:proofErr w:type="gramStart"/>
-            <w:r>
-              <w:rPr>
-                <w:rFonts w:ascii="Consolas" w:eastAsia="Consolas" w:hAnsi="Consolas" w:cs="Consolas"/>
-                <w:sz w:val="18"/>
-                <w:szCs w:val="18"/>
-              </w:rPr>
-              <w:t>{ IDLE</w:t>
-            </w:r>
-            <w:proofErr w:type="gramEnd"/>
-            <w:r>
-              <w:rPr>
-                <w:rFonts w:ascii="Consolas" w:eastAsia="Consolas" w:hAnsi="Consolas" w:cs="Consolas"/>
-                <w:sz w:val="18"/>
-                <w:szCs w:val="18"/>
-              </w:rPr>
-              <w:t xml:space="preserve">, FLYING, BACKTRACKING, REROUTING, ARRIVED, </w:t>
-            </w:r>
-            <w:proofErr w:type="gramStart"/>
-            <w:r>
-              <w:rPr>
-                <w:rFonts w:ascii="Consolas" w:eastAsia="Consolas" w:hAnsi="Consolas" w:cs="Consolas"/>
-                <w:sz w:val="18"/>
-                <w:szCs w:val="18"/>
-              </w:rPr>
-              <w:t>BLOCKED }</w:t>
-            </w:r>
-            <w:proofErr w:type="gramEnd"/>
+              <w:t>public enum State { IDLE, FLYING, BACKTRACKING, REROUTING, ARRIVED, BLOCKED }</w:t>
+            </w:r>
           </w:p>
           <w:p>
             <w:r>
@@ -3957,161 +2868,17 @@
                 <w:sz w:val="18"/>
                 <w:szCs w:val="18"/>
               </w:rPr>
-              <w:t xml:space="preserve">private final Deque&lt;Waypoint&gt; </w:t>
-            </w:r>
-            <w:proofErr w:type="spellStart"/>
-            <w:r>
-              <w:rPr>
-                <w:rFonts w:ascii="Consolas" w:eastAsia="Consolas" w:hAnsi="Consolas" w:cs="Consolas"/>
-                <w:sz w:val="18"/>
-                <w:szCs w:val="18"/>
-              </w:rPr>
-              <w:t>visitedStack</w:t>
-            </w:r>
-            <w:proofErr w:type="spellEnd"/>
-            <w:r>
-              <w:rPr>
-                <w:rFonts w:ascii="Consolas" w:eastAsia="Consolas" w:hAnsi="Consolas" w:cs="Consolas"/>
-                <w:sz w:val="18"/>
-                <w:szCs w:val="18"/>
-              </w:rPr>
-              <w:t xml:space="preserve"> = new </w:t>
-            </w:r>
-            <w:proofErr w:type="spellStart"/>
-            <w:r>
-              <w:rPr>
-                <w:rFonts w:ascii="Consolas" w:eastAsia="Consolas" w:hAnsi="Consolas" w:cs="Consolas"/>
-                <w:sz w:val="18"/>
-                <w:szCs w:val="18"/>
-              </w:rPr>
-              <w:t>ArrayDeque</w:t>
-            </w:r>
-            <w:proofErr w:type="spellEnd"/>
-            <w:r>
-              <w:rPr>
-                <w:rFonts w:ascii="Consolas" w:eastAsia="Consolas" w:hAnsi="Consolas" w:cs="Consolas"/>
-                <w:sz w:val="18"/>
-                <w:szCs w:val="18"/>
-              </w:rPr>
-              <w:t>&lt;</w:t>
-            </w:r>
-            <w:proofErr w:type="gramStart"/>
-            <w:r>
-              <w:rPr>
-                <w:rFonts w:ascii="Consolas" w:eastAsia="Consolas" w:hAnsi="Consolas" w:cs="Consolas"/>
-                <w:sz w:val="18"/>
-                <w:szCs w:val="18"/>
-              </w:rPr>
-              <w:t>&gt;(</w:t>
-            </w:r>
-            <w:proofErr w:type="gramEnd"/>
-            <w:r>
-              <w:rPr>
-                <w:rFonts w:ascii="Consolas" w:eastAsia="Consolas" w:hAnsi="Consolas" w:cs="Consolas"/>
-                <w:sz w:val="18"/>
-                <w:szCs w:val="18"/>
-              </w:rPr>
-              <w:t>);</w:t>
-            </w:r>
-          </w:p>
-          <w:p>
-            <w:r>
-              <w:rPr>
-                <w:rFonts w:ascii="Consolas" w:eastAsia="Consolas" w:hAnsi="Consolas" w:cs="Consolas"/>
-                <w:sz w:val="18"/>
-                <w:szCs w:val="18"/>
-              </w:rPr>
-              <w:t xml:space="preserve">private final </w:t>
-            </w:r>
-            <w:proofErr w:type="spellStart"/>
-            <w:r>
-              <w:rPr>
-                <w:rFonts w:ascii="Consolas" w:eastAsia="Consolas" w:hAnsi="Consolas" w:cs="Consolas"/>
-                <w:sz w:val="18"/>
-                <w:szCs w:val="18"/>
-              </w:rPr>
-              <w:t>PriorityQueue</w:t>
-            </w:r>
-            <w:proofErr w:type="spellEnd"/>
-            <w:r>
-              <w:rPr>
-                <w:rFonts w:ascii="Consolas" w:eastAsia="Consolas" w:hAnsi="Consolas" w:cs="Consolas"/>
-                <w:sz w:val="18"/>
-                <w:szCs w:val="18"/>
-              </w:rPr>
-              <w:t>&lt;</w:t>
-            </w:r>
-            <w:proofErr w:type="spellStart"/>
-            <w:r>
-              <w:rPr>
-                <w:rFonts w:ascii="Consolas" w:eastAsia="Consolas" w:hAnsi="Consolas" w:cs="Consolas"/>
-                <w:sz w:val="18"/>
-                <w:szCs w:val="18"/>
-              </w:rPr>
-              <w:t>ObstacleEvent</w:t>
-            </w:r>
-            <w:proofErr w:type="spellEnd"/>
-            <w:r>
-              <w:rPr>
-                <w:rFonts w:ascii="Consolas" w:eastAsia="Consolas" w:hAnsi="Consolas" w:cs="Consolas"/>
-                <w:sz w:val="18"/>
-                <w:szCs w:val="18"/>
-              </w:rPr>
-              <w:t xml:space="preserve">&gt; </w:t>
-            </w:r>
-            <w:proofErr w:type="spellStart"/>
-            <w:r>
-              <w:rPr>
-                <w:rFonts w:ascii="Consolas" w:eastAsia="Consolas" w:hAnsi="Consolas" w:cs="Consolas"/>
-                <w:sz w:val="18"/>
-                <w:szCs w:val="18"/>
-              </w:rPr>
-              <w:t>obstacleQueue</w:t>
-            </w:r>
-            <w:proofErr w:type="spellEnd"/>
-            <w:r>
-              <w:rPr>
-                <w:rFonts w:ascii="Consolas" w:eastAsia="Consolas" w:hAnsi="Consolas" w:cs="Consolas"/>
-                <w:sz w:val="18"/>
-                <w:szCs w:val="18"/>
-              </w:rPr>
-              <w:t xml:space="preserve"> = new </w:t>
-            </w:r>
-            <w:proofErr w:type="spellStart"/>
-            <w:r>
-              <w:rPr>
-                <w:rFonts w:ascii="Consolas" w:eastAsia="Consolas" w:hAnsi="Consolas" w:cs="Consolas"/>
-                <w:sz w:val="18"/>
-                <w:szCs w:val="18"/>
-              </w:rPr>
-              <w:t>PriorityQueue</w:t>
-            </w:r>
-            <w:proofErr w:type="spellEnd"/>
-            <w:r>
-              <w:rPr>
-                <w:rFonts w:ascii="Consolas" w:eastAsia="Consolas" w:hAnsi="Consolas" w:cs="Consolas"/>
-                <w:sz w:val="18"/>
-                <w:szCs w:val="18"/>
-              </w:rPr>
-              <w:t>&lt;</w:t>
-            </w:r>
-            <w:proofErr w:type="gramStart"/>
-            <w:r>
-              <w:rPr>
-                <w:rFonts w:ascii="Consolas" w:eastAsia="Consolas" w:hAnsi="Consolas" w:cs="Consolas"/>
-                <w:sz w:val="18"/>
-                <w:szCs w:val="18"/>
-              </w:rPr>
-              <w:t>&gt;(</w:t>
-            </w:r>
-            <w:proofErr w:type="gramEnd"/>
-            <w:r>
-              <w:rPr>
-                <w:rFonts w:ascii="Consolas" w:eastAsia="Consolas" w:hAnsi="Consolas" w:cs="Consolas"/>
-                <w:sz w:val="18"/>
-                <w:szCs w:val="18"/>
-              </w:rPr>
-              <w:t>);</w:t>
+              <w:t>private final Deque&lt;Waypoint&gt; visitedStack = new ArrayDeque&lt;&gt;();</w:t>
+            </w:r>
+          </w:p>
+          <w:p>
+            <w:r>
+              <w:rPr>
+                <w:rFonts w:ascii="Consolas" w:eastAsia="Consolas" w:hAnsi="Consolas" w:cs="Consolas"/>
+                <w:sz w:val="18"/>
+                <w:szCs w:val="18"/>
+              </w:rPr>
+              <w:t>private final PriorityQueue&lt;ObstacleEvent&gt; obstacleQueue = new PriorityQueue&lt;&gt;();</w:t>
             </w:r>
           </w:p>
         </w:tc>
@@ -4143,15 +2910,7 @@
         <w:spacing w:after="120"/>
       </w:pPr>
       <w:r>
-        <w:t xml:space="preserve">Every time the user tells the drone to move, it first checks the Priority Queue for obstacles. If the path is clear, it moves to the next node and pushes that node onto its </w:t>
-      </w:r>
-      <w:proofErr w:type="gramStart"/>
-      <w:r>
-        <w:t>visited  Stack</w:t>
-      </w:r>
-      <w:proofErr w:type="gramEnd"/>
-      <w:r>
-        <w:t>.</w:t>
+        <w:t>Every time the user tells the drone to move, it first checks the Priority Queue for obstacles. If the path is clear, it moves to the next node and pushes that node onto its visited  Stack.</w:t>
       </w:r>
     </w:p>
     <w:p>
@@ -4223,271 +2982,57 @@
                 <w:sz w:val="18"/>
                 <w:szCs w:val="18"/>
               </w:rPr>
-              <w:t xml:space="preserve">private void </w:t>
-            </w:r>
-            <w:proofErr w:type="spellStart"/>
-            <w:proofErr w:type="gramStart"/>
-            <w:r>
-              <w:rPr>
-                <w:rFonts w:ascii="Consolas" w:eastAsia="Consolas" w:hAnsi="Consolas" w:cs="Consolas"/>
-                <w:sz w:val="18"/>
-                <w:szCs w:val="18"/>
-              </w:rPr>
-              <w:t>backtrackToSafeNode</w:t>
-            </w:r>
-            <w:proofErr w:type="spellEnd"/>
-            <w:r>
-              <w:rPr>
-                <w:rFonts w:ascii="Consolas" w:eastAsia="Consolas" w:hAnsi="Consolas" w:cs="Consolas"/>
-                <w:sz w:val="18"/>
-                <w:szCs w:val="18"/>
-              </w:rPr>
-              <w:t>(</w:t>
-            </w:r>
-            <w:proofErr w:type="spellStart"/>
-            <w:proofErr w:type="gramEnd"/>
-            <w:r>
-              <w:rPr>
-                <w:rFonts w:ascii="Consolas" w:eastAsia="Consolas" w:hAnsi="Consolas" w:cs="Consolas"/>
-                <w:sz w:val="18"/>
-                <w:szCs w:val="18"/>
-              </w:rPr>
-              <w:t>AirspaceGraph</w:t>
-            </w:r>
-            <w:proofErr w:type="spellEnd"/>
-            <w:r>
-              <w:rPr>
-                <w:rFonts w:ascii="Consolas" w:eastAsia="Consolas" w:hAnsi="Consolas" w:cs="Consolas"/>
-                <w:sz w:val="18"/>
-                <w:szCs w:val="18"/>
-              </w:rPr>
-              <w:t xml:space="preserve"> </w:t>
-            </w:r>
-            <w:proofErr w:type="gramStart"/>
-            <w:r>
-              <w:rPr>
-                <w:rFonts w:ascii="Consolas" w:eastAsia="Consolas" w:hAnsi="Consolas" w:cs="Consolas"/>
-                <w:sz w:val="18"/>
-                <w:szCs w:val="18"/>
-              </w:rPr>
-              <w:t>graph) {</w:t>
-            </w:r>
-            <w:proofErr w:type="gramEnd"/>
-          </w:p>
-          <w:p>
-            <w:r>
-              <w:rPr>
-                <w:rFonts w:ascii="Consolas" w:eastAsia="Consolas" w:hAnsi="Consolas" w:cs="Consolas"/>
-                <w:sz w:val="18"/>
-                <w:szCs w:val="18"/>
-              </w:rPr>
-              <w:t xml:space="preserve">    state = </w:t>
-            </w:r>
-            <w:proofErr w:type="spellStart"/>
-            <w:r>
-              <w:rPr>
-                <w:rFonts w:ascii="Consolas" w:eastAsia="Consolas" w:hAnsi="Consolas" w:cs="Consolas"/>
-                <w:sz w:val="18"/>
-                <w:szCs w:val="18"/>
-              </w:rPr>
-              <w:t>State.BACKTRACKING</w:t>
-            </w:r>
-            <w:proofErr w:type="spellEnd"/>
-            <w:r>
-              <w:rPr>
-                <w:rFonts w:ascii="Consolas" w:eastAsia="Consolas" w:hAnsi="Consolas" w:cs="Consolas"/>
-                <w:sz w:val="18"/>
-                <w:szCs w:val="18"/>
-              </w:rPr>
-              <w:t>;</w:t>
-            </w:r>
-          </w:p>
-          <w:p>
-            <w:r>
-              <w:rPr>
-                <w:rFonts w:ascii="Consolas" w:eastAsia="Consolas" w:hAnsi="Consolas" w:cs="Consolas"/>
-                <w:sz w:val="18"/>
-                <w:szCs w:val="18"/>
-              </w:rPr>
-              <w:t xml:space="preserve">    while </w:t>
-            </w:r>
-            <w:proofErr w:type="gramStart"/>
-            <w:r>
-              <w:rPr>
-                <w:rFonts w:ascii="Consolas" w:eastAsia="Consolas" w:hAnsi="Consolas" w:cs="Consolas"/>
-                <w:sz w:val="18"/>
-                <w:szCs w:val="18"/>
-              </w:rPr>
-              <w:t>(!</w:t>
-            </w:r>
-            <w:proofErr w:type="spellStart"/>
-            <w:r>
-              <w:rPr>
-                <w:rFonts w:ascii="Consolas" w:eastAsia="Consolas" w:hAnsi="Consolas" w:cs="Consolas"/>
-                <w:sz w:val="18"/>
-                <w:szCs w:val="18"/>
-              </w:rPr>
-              <w:t>visitedStack.isEmpty</w:t>
-            </w:r>
-            <w:proofErr w:type="spellEnd"/>
-            <w:proofErr w:type="gramEnd"/>
-            <w:r>
-              <w:rPr>
-                <w:rFonts w:ascii="Consolas" w:eastAsia="Consolas" w:hAnsi="Consolas" w:cs="Consolas"/>
-                <w:sz w:val="18"/>
-                <w:szCs w:val="18"/>
-              </w:rPr>
-              <w:t>(</w:t>
-            </w:r>
-            <w:proofErr w:type="gramStart"/>
-            <w:r>
-              <w:rPr>
-                <w:rFonts w:ascii="Consolas" w:eastAsia="Consolas" w:hAnsi="Consolas" w:cs="Consolas"/>
-                <w:sz w:val="18"/>
-                <w:szCs w:val="18"/>
-              </w:rPr>
-              <w:t>)) {</w:t>
-            </w:r>
-            <w:proofErr w:type="gramEnd"/>
-          </w:p>
-          <w:p>
-            <w:r>
-              <w:rPr>
-                <w:rFonts w:ascii="Consolas" w:eastAsia="Consolas" w:hAnsi="Consolas" w:cs="Consolas"/>
-                <w:sz w:val="18"/>
-                <w:szCs w:val="18"/>
-              </w:rPr>
-              <w:t xml:space="preserve">        Waypoint node = </w:t>
-            </w:r>
-            <w:proofErr w:type="spellStart"/>
-            <w:proofErr w:type="gramStart"/>
-            <w:r>
-              <w:rPr>
-                <w:rFonts w:ascii="Consolas" w:eastAsia="Consolas" w:hAnsi="Consolas" w:cs="Consolas"/>
-                <w:sz w:val="18"/>
-                <w:szCs w:val="18"/>
-              </w:rPr>
-              <w:t>visitedStack.pop</w:t>
-            </w:r>
-            <w:proofErr w:type="spellEnd"/>
-            <w:r>
-              <w:rPr>
-                <w:rFonts w:ascii="Consolas" w:eastAsia="Consolas" w:hAnsi="Consolas" w:cs="Consolas"/>
-                <w:sz w:val="18"/>
-                <w:szCs w:val="18"/>
-              </w:rPr>
-              <w:t>(</w:t>
-            </w:r>
-            <w:proofErr w:type="gramEnd"/>
-            <w:r>
-              <w:rPr>
-                <w:rFonts w:ascii="Consolas" w:eastAsia="Consolas" w:hAnsi="Consolas" w:cs="Consolas"/>
-                <w:sz w:val="18"/>
-                <w:szCs w:val="18"/>
-              </w:rPr>
-              <w:t>);</w:t>
-            </w:r>
-          </w:p>
-          <w:p>
-            <w:r>
-              <w:rPr>
-                <w:rFonts w:ascii="Consolas" w:eastAsia="Consolas" w:hAnsi="Consolas" w:cs="Consolas"/>
-                <w:sz w:val="18"/>
-                <w:szCs w:val="18"/>
-              </w:rPr>
-              <w:t xml:space="preserve">        if </w:t>
-            </w:r>
-            <w:proofErr w:type="gramStart"/>
-            <w:r>
-              <w:rPr>
-                <w:rFonts w:ascii="Consolas" w:eastAsia="Consolas" w:hAnsi="Consolas" w:cs="Consolas"/>
-                <w:sz w:val="18"/>
-                <w:szCs w:val="18"/>
-              </w:rPr>
-              <w:t>(!</w:t>
-            </w:r>
-            <w:proofErr w:type="spellStart"/>
-            <w:r>
-              <w:rPr>
-                <w:rFonts w:ascii="Consolas" w:eastAsia="Consolas" w:hAnsi="Consolas" w:cs="Consolas"/>
-                <w:sz w:val="18"/>
-                <w:szCs w:val="18"/>
-              </w:rPr>
-              <w:t>node</w:t>
-            </w:r>
-            <w:proofErr w:type="gramEnd"/>
-            <w:r>
-              <w:rPr>
-                <w:rFonts w:ascii="Consolas" w:eastAsia="Consolas" w:hAnsi="Consolas" w:cs="Consolas"/>
-                <w:sz w:val="18"/>
-                <w:szCs w:val="18"/>
-              </w:rPr>
-              <w:t>.isObstacle</w:t>
-            </w:r>
-            <w:proofErr w:type="spellEnd"/>
-            <w:r>
-              <w:rPr>
-                <w:rFonts w:ascii="Consolas" w:eastAsia="Consolas" w:hAnsi="Consolas" w:cs="Consolas"/>
-                <w:sz w:val="18"/>
-                <w:szCs w:val="18"/>
-              </w:rPr>
-              <w:t xml:space="preserve"> &amp;&amp; /* has a safe </w:t>
-            </w:r>
-            <w:proofErr w:type="spellStart"/>
-            <w:r>
-              <w:rPr>
-                <w:rFonts w:ascii="Consolas" w:eastAsia="Consolas" w:hAnsi="Consolas" w:cs="Consolas"/>
-                <w:sz w:val="18"/>
-                <w:szCs w:val="18"/>
-              </w:rPr>
-              <w:t>neighbour</w:t>
-            </w:r>
-            <w:proofErr w:type="spellEnd"/>
-            <w:r>
-              <w:rPr>
-                <w:rFonts w:ascii="Consolas" w:eastAsia="Consolas" w:hAnsi="Consolas" w:cs="Consolas"/>
-                <w:sz w:val="18"/>
-                <w:szCs w:val="18"/>
-              </w:rPr>
-              <w:t xml:space="preserve"> *</w:t>
-            </w:r>
-            <w:proofErr w:type="gramStart"/>
-            <w:r>
-              <w:rPr>
-                <w:rFonts w:ascii="Consolas" w:eastAsia="Consolas" w:hAnsi="Consolas" w:cs="Consolas"/>
-                <w:sz w:val="18"/>
-                <w:szCs w:val="18"/>
-              </w:rPr>
-              <w:t>/) {</w:t>
-            </w:r>
-            <w:proofErr w:type="gramEnd"/>
-          </w:p>
-          <w:p>
-            <w:r>
-              <w:rPr>
-                <w:rFonts w:ascii="Consolas" w:eastAsia="Consolas" w:hAnsi="Consolas" w:cs="Consolas"/>
-                <w:sz w:val="18"/>
-                <w:szCs w:val="18"/>
-              </w:rPr>
-              <w:t xml:space="preserve">            </w:t>
-            </w:r>
-            <w:proofErr w:type="spellStart"/>
-            <w:r>
-              <w:rPr>
-                <w:rFonts w:ascii="Consolas" w:eastAsia="Consolas" w:hAnsi="Consolas" w:cs="Consolas"/>
-                <w:sz w:val="18"/>
-                <w:szCs w:val="18"/>
-              </w:rPr>
-              <w:t>currentPosition</w:t>
-            </w:r>
-            <w:proofErr w:type="spellEnd"/>
-            <w:r>
-              <w:rPr>
-                <w:rFonts w:ascii="Consolas" w:eastAsia="Consolas" w:hAnsi="Consolas" w:cs="Consolas"/>
-                <w:sz w:val="18"/>
-                <w:szCs w:val="18"/>
-              </w:rPr>
-              <w:t xml:space="preserve"> = node;</w:t>
+              <w:t>private void backtrackToSafeNode(AirspaceGraph graph) {</w:t>
+            </w:r>
+          </w:p>
+          <w:p>
+            <w:r>
+              <w:rPr>
+                <w:rFonts w:ascii="Consolas" w:eastAsia="Consolas" w:hAnsi="Consolas" w:cs="Consolas"/>
+                <w:sz w:val="18"/>
+                <w:szCs w:val="18"/>
+              </w:rPr>
+              <w:t xml:space="preserve">    state = State.BACKTRACKING;</w:t>
+            </w:r>
+          </w:p>
+          <w:p>
+            <w:r>
+              <w:rPr>
+                <w:rFonts w:ascii="Consolas" w:eastAsia="Consolas" w:hAnsi="Consolas" w:cs="Consolas"/>
+                <w:sz w:val="18"/>
+                <w:szCs w:val="18"/>
+              </w:rPr>
+              <w:t xml:space="preserve">    while (!visitedStack.isEmpty()) {</w:t>
+            </w:r>
+          </w:p>
+          <w:p>
+            <w:r>
+              <w:rPr>
+                <w:rFonts w:ascii="Consolas" w:eastAsia="Consolas" w:hAnsi="Consolas" w:cs="Consolas"/>
+                <w:sz w:val="18"/>
+                <w:szCs w:val="18"/>
+              </w:rPr>
+              <w:t xml:space="preserve">        Waypoint node = visitedStack.pop();</w:t>
+            </w:r>
+          </w:p>
+          <w:p>
+            <w:r>
+              <w:rPr>
+                <w:rFonts w:ascii="Consolas" w:eastAsia="Consolas" w:hAnsi="Consolas" w:cs="Consolas"/>
+                <w:sz w:val="18"/>
+                <w:szCs w:val="18"/>
+              </w:rPr>
+              <w:t xml:space="preserve">        if (!node.isObstacle &amp;&amp; /* has a safe neighbour */) {</w:t>
+            </w:r>
+          </w:p>
+          <w:p>
+            <w:r>
+              <w:rPr>
+                <w:rFonts w:ascii="Consolas" w:eastAsia="Consolas" w:hAnsi="Consolas" w:cs="Consolas"/>
+                <w:sz w:val="18"/>
+                <w:szCs w:val="18"/>
+              </w:rPr>
+              <w:t xml:space="preserve">            currentPosition = node;</w:t>
             </w:r>
           </w:p>
           <w:p>
@@ -4498,25 +3043,7 @@
                 <w:szCs w:val="18"/>
               </w:rPr>
               <w:lastRenderedPageBreak/>
-              <w:t xml:space="preserve">            </w:t>
-            </w:r>
-            <w:proofErr w:type="spellStart"/>
-            <w:r>
-              <w:rPr>
-                <w:rFonts w:ascii="Consolas" w:eastAsia="Consolas" w:hAnsi="Consolas" w:cs="Consolas"/>
-                <w:sz w:val="18"/>
-                <w:szCs w:val="18"/>
-              </w:rPr>
-              <w:t>pathIndex</w:t>
-            </w:r>
-            <w:proofErr w:type="spellEnd"/>
-            <w:r>
-              <w:rPr>
-                <w:rFonts w:ascii="Consolas" w:eastAsia="Consolas" w:hAnsi="Consolas" w:cs="Consolas"/>
-                <w:sz w:val="18"/>
-                <w:szCs w:val="18"/>
-              </w:rPr>
-              <w:t xml:space="preserve"> = 0;</w:t>
+              <w:t xml:space="preserve">            pathIndex = 0;</w:t>
             </w:r>
           </w:p>
           <w:p>
@@ -4556,25 +3083,7 @@
                 <w:sz w:val="18"/>
                 <w:szCs w:val="18"/>
               </w:rPr>
-              <w:t xml:space="preserve">    state = </w:t>
-            </w:r>
-            <w:proofErr w:type="spellStart"/>
-            <w:r>
-              <w:rPr>
-                <w:rFonts w:ascii="Consolas" w:eastAsia="Consolas" w:hAnsi="Consolas" w:cs="Consolas"/>
-                <w:sz w:val="18"/>
-                <w:szCs w:val="18"/>
-              </w:rPr>
-              <w:t>State.BLOCKED</w:t>
-            </w:r>
-            <w:proofErr w:type="spellEnd"/>
-            <w:r>
-              <w:rPr>
-                <w:rFonts w:ascii="Consolas" w:eastAsia="Consolas" w:hAnsi="Consolas" w:cs="Consolas"/>
-                <w:sz w:val="18"/>
-                <w:szCs w:val="18"/>
-              </w:rPr>
-              <w:t>;</w:t>
+              <w:t xml:space="preserve">    state = State.BLOCKED;</w:t>
             </w:r>
           </w:p>
           <w:p>
@@ -5002,15 +3511,7 @@
         <w:spacing w:after="120"/>
       </w:pPr>
       <w:r>
-        <w:t xml:space="preserve">This project demonstrates how fundamental data structures and algorithms — graphs and adjacency lists, min-heap priority queues, stacks, and hash maps — combine to solve a realistic, dynamic pathfinding problem. Dijkstra's algorithm guarantees a globally optimal route, while A* reaches the same quality of result faster by using </w:t>
-      </w:r>
-      <w:proofErr w:type="gramStart"/>
-      <w:r>
-        <w:t>a distance</w:t>
-      </w:r>
-      <w:proofErr w:type="gramEnd"/>
-      <w:r>
-        <w:t xml:space="preserve"> heuristic. The min-heap ensures that, no matter how many obstacles appear, the nearest threat is always handled first. The stack-based backtracking mechanism allows the drone to gracefully recover from a blocked route without restarting the entire search. Together, these structures allow the simulation to replan in real time, mirroring how a real autonomous drone's navigation stack might behave.</w:t>
+        <w:t>This project demonstrates how fundamental data structures and algorithms — graphs and adjacency lists, min-heap priority queues, stacks, and hash maps — combine to solve a realistic, dynamic pathfinding problem. Dijkstra's algorithm guarantees a globally optimal route, while A* reaches the same quality of result faster by using a distance heuristic. The min-heap ensures that, no matter how many obstacles appear, the nearest threat is always handled first. The stack-based backtracking mechanism allows the drone to gracefully recover from a blocked route without restarting the entire search. Together, these structures allow the simulation to replan in real time, mirroring how a real autonomous drone's navigation stack might behave.</w:t>
       </w:r>
     </w:p>
     <w:p>
